--- a/08_CLASSROOM_CONSEGNE/CONSEGNA_08_MISSIONE_FINALE/GUIDA_CONSEGNA_08.docx
+++ b/08_CLASSROOM_CONSEGNE/CONSEGNA_08_MISSIONE_FINALE/GUIDA_CONSEGNA_08.docx
@@ -1342,6 +1342,17 @@
         <w:rPr>
           <w:sz w:val="21"/>
         </w:rPr>
+        <w:t>La casella di posta di Officina 23: https://digital-makers-ag.github.io/attivita-informatica-scuola/05_MISSIONE_FINALE/MATERIALI/posta_missione_finale.html (se non si apre, usa il file allegato posta_missione_finale.html).</w:t>
+      </w:r>
+    </w:p>
+    <w:p>
+      <w:pPr>
+        <w:spacing w:after="40"/>
+      </w:pPr>
+      <w:r>
+        <w:rPr>
+          <w:sz w:val="21"/>
+        </w:rPr>
         <w:t>Hai 100 minuti. Alla fine allega il PDF della proposta, lo ZIP delle foto e il diario delle scelte, poi premi CONSEGNA.</w:t>
       </w:r>
     </w:p>

--- a/08_CLASSROOM_CONSEGNE/CONSEGNA_08_MISSIONE_FINALE/GUIDA_CONSEGNA_08.docx
+++ b/08_CLASSROOM_CONSEGNE/CONSEGNA_08_MISSIONE_FINALE/GUIDA_CONSEGNA_08.docx
@@ -191,7 +191,7 @@
               <w:rPr>
                 <w:sz w:val="20"/>
               </w:rPr>
-              <w:t>Quinto incontro (o 2 ore dopo la Lezione 4).</w:t>
+              <w:t>Quinto incontro (o 2 ore dopo la Lezione 4). Allegate anche il Modulo Google «Missione 0 · codici risultato» (Aggiungi › Moduli Google): domande e impostazioni in verifica_codici.html.</w:t>
             </w:r>
           </w:p>
         </w:tc>
@@ -1085,7 +1085,7 @@
               <w:rPr>
                 <w:sz w:val="19"/>
               </w:rPr>
-              <w:t>7 KB</w:t>
+              <w:t>15 KB</w:t>
             </w:r>
           </w:p>
         </w:tc>
@@ -1365,6 +1365,17 @@
           <w:sz w:val="21"/>
         </w:rPr>
         <w:t>La cartella Drive e l'email arrivano al prof (che fa l'Ufficio Eventi del Comune) solo tramite la tua email.</w:t>
+      </w:r>
+    </w:p>
+    <w:p>
+      <w:pPr>
+        <w:spacing w:after="40"/>
+      </w:pPr>
+      <w:r>
+        <w:rPr>
+          <w:sz w:val="21"/>
+        </w:rPr>
+        <w:t>Nella casella premi «★ Riepilogo e codice» e incolla il codice O23-PMF nel Modulo «Missione 0 · codici risultato».</w:t>
       </w:r>
     </w:p>
     <w:p>
@@ -2259,7 +2270,7 @@
     <w:p>
       <w:r>
         <w:rPr/>
-        <w:t>Rubrica e soluzioni: 05_MISSIONE_FINALE/SOLUZIONI/MF_SOLUZIONI_E_RUBRICA.docx. Durante la missione il docente NON spiega i passaggi: può solo rimandare alla lettera del Comune e alle schede delle lezioni.</w:t>
+        <w:t>Rubrica e soluzioni: 05_MISSIONE_FINALE/SOLUZIONI/MF_SOLUZIONI_E_RUBRICA.docx. Durante la missione il docente NON spiega i passaggi: può solo rimandare alla lettera del Comune e alle schede delle lezioni. Tutti i codici della classe si verificano insieme in verifica_codici.html (incollando le risposte del Modulo).</w:t>
       </w:r>
     </w:p>
     <w:sectPr>
